--- a/content/topic-09-selective-rights/kepu-9.2-market-reality/copy.docx
+++ b/content/topic-09-selective-rights/kepu-9.2-market-reality/copy.docx
@@ -16,7 +16,7 @@
         <w:pStyle w:val="MdParagraph"/>
       </w:pPr>
       <w:r>
-        <w:t xml:space="preserve">在琳瑯滿目的身體護理市場中，我們常常被各種行銷話術、明星代言所吸引。然而，妳是否曾停下來思考，這些產品真的能滿足妳對「內在肌膚」的深層需求嗎？在身體護理上，妥協往往意味著對健康的輕忽，對自我價值的低估。辨識「平庸」與「卓越」，是妳行使自主權利的第一步，也是對自己身體最高級的尊重。</w:t>
+        <w:t>貨架上、廣告裡，明星代言與行銷話術幾乎長得一模一樣——「溫和呵護」「全方位守護」，聽起來每一瓶都差不多。但停下來想過嗎？這些話術真的觸及了「內在肌膚」的深層需求，還是只是換了包裝的通用配方？在身體護理上妥協，往往代表著對健康的輕忽。辨識「平庸」與「卓越」，是行使自主權利的第一步。</w:t>
       </w:r>
     </w:p>
     <w:p>
